--- a/content-src/docx/R TLS 1995  05 19 Henry Rollins.docx
+++ b/content-src/docx/R TLS 1995  05 19 Henry Rollins.docx
@@ -138,7 +138,7 @@
     </w:p>
     <w:p>
       <w:r>
-        <w:t>Rollins is not always interesting to read or listen to; what sets him apart, perhaps, is his dedication. He is, after all, still touring (with the Rollins band and, briefly, with the engagingly titled Henrietta Rollins and the Wife-Beating Child-Molesters), non-stop. Today he writes not in journals but on a lap-top computer (which he has also helped to design); he has set up a publishing company and a record label. He works out intensively, and has never taken drink or drugs. As he said in a recent interview: "I'm a workaholic . . . I don't do much relaxing. I go 'til I'm exhausted." Rollins has lived most of his adult life under this punishing regime, as if running from his own demons – although what these demons could be, apart from a disciplinarian father who was in the US military, is far from clear.</w:t>
+        <w:t>Rollins is not always interesting to read or listen to; what sets him apart, perhaps, is his dedication. He is, after all, still touring (with the Rollins band and, briefly, with the engagingly titled Henrietta Rollins and the Wife-Beating Child-Molesters), non-stop. Today he writes not in journals but on a lap-top computer (which he has also helped to design); he has set up a publishing company and a record label. He works out intensively, and has never taken drink or drugs. As he said in a recent interview: "I'm a workaholic… I don't do much relaxing. I go 'til I'm exhausted." Rollins has lived most of his adult life under this punishing regime, as if running from his own demons – although what these demons could be, apart from a disciplinarian father who was in the US military, is far from clear.</w:t>
       </w:r>
     </w:p>
     <w:p>
